--- a/Executive Office – Department Overview.docx
+++ b/Executive Office – Department Overview.docx
@@ -346,6 +346,824 @@
           <w:p>
             <w:r>
               <w:t>Coordinates communication and documentation between executives and board members.</w:t>
+            </w:r>
+          </w:p>
+        </w:tc>
+      </w:tr>
+    </w:tbl>
+    <w:p/>
+    <w:p/>
+    <w:p/>
+    <w:p/>
+    <w:p/>
+    <w:p/>
+    <w:p/>
+    <w:p/>
+    <w:p/>
+    <w:p>
+      <w:pPr>
+        <w:rPr>
+          <w:b/>
+          <w:bCs/>
+        </w:rPr>
+      </w:pPr>
+      <w:r>
+        <w:rPr>
+          <w:rFonts w:ascii="Segoe UI Emoji" w:hAnsi="Segoe UI Emoji" w:cs="Segoe UI Emoji"/>
+          <w:b/>
+          <w:bCs/>
+        </w:rPr>
+        <w:lastRenderedPageBreak/>
+        <w:t>🏛</w:t>
+      </w:r>
+      <w:r>
+        <w:rPr>
+          <w:b/>
+          <w:bCs/>
+        </w:rPr>
+        <w:t xml:space="preserve"> Executive Office – Positions</w:t>
+      </w:r>
+    </w:p>
+    <w:tbl>
+      <w:tblPr>
+        <w:tblW w:w="0" w:type="auto"/>
+        <w:tblCellSpacing w:w="15" w:type="dxa"/>
+        <w:tblCellMar>
+          <w:top w:w="15" w:type="dxa"/>
+          <w:left w:w="15" w:type="dxa"/>
+          <w:bottom w:w="15" w:type="dxa"/>
+          <w:right w:w="15" w:type="dxa"/>
+        </w:tblCellMar>
+        <w:tblLook w:val="04A0" w:firstRow="1" w:lastRow="0" w:firstColumn="1" w:lastColumn="0" w:noHBand="0" w:noVBand="1"/>
+      </w:tblPr>
+      <w:tblGrid>
+        <w:gridCol w:w="2732"/>
+        <w:gridCol w:w="1694"/>
+        <w:gridCol w:w="933"/>
+      </w:tblGrid>
+      <w:tr>
+        <w:trPr>
+          <w:tblHeader/>
+          <w:tblCellSpacing w:w="15" w:type="dxa"/>
+        </w:trPr>
+        <w:tc>
+          <w:tcPr>
+            <w:tcW w:w="0" w:type="auto"/>
+            <w:vAlign w:val="center"/>
+            <w:hideMark/>
+          </w:tcPr>
+          <w:p>
+            <w:pPr>
+              <w:rPr>
+                <w:b/>
+                <w:bCs/>
+              </w:rPr>
+            </w:pPr>
+            <w:r>
+              <w:rPr>
+                <w:b/>
+                <w:bCs/>
+              </w:rPr>
+              <w:t>Position Title</w:t>
+            </w:r>
+          </w:p>
+        </w:tc>
+        <w:tc>
+          <w:tcPr>
+            <w:tcW w:w="0" w:type="auto"/>
+            <w:vAlign w:val="center"/>
+            <w:hideMark/>
+          </w:tcPr>
+          <w:p>
+            <w:pPr>
+              <w:rPr>
+                <w:b/>
+                <w:bCs/>
+              </w:rPr>
+            </w:pPr>
+            <w:r>
+              <w:rPr>
+                <w:b/>
+                <w:bCs/>
+              </w:rPr>
+              <w:t>Reports To</w:t>
+            </w:r>
+          </w:p>
+        </w:tc>
+        <w:tc>
+          <w:tcPr>
+            <w:tcW w:w="0" w:type="auto"/>
+            <w:vAlign w:val="center"/>
+            <w:hideMark/>
+          </w:tcPr>
+          <w:p>
+            <w:pPr>
+              <w:rPr>
+                <w:b/>
+                <w:bCs/>
+              </w:rPr>
+            </w:pPr>
+            <w:r>
+              <w:rPr>
+                <w:b/>
+                <w:bCs/>
+              </w:rPr>
+              <w:t>Location</w:t>
+            </w:r>
+          </w:p>
+        </w:tc>
+      </w:tr>
+      <w:tr>
+        <w:trPr>
+          <w:tblCellSpacing w:w="15" w:type="dxa"/>
+        </w:trPr>
+        <w:tc>
+          <w:tcPr>
+            <w:tcW w:w="0" w:type="auto"/>
+            <w:vAlign w:val="center"/>
+            <w:hideMark/>
+          </w:tcPr>
+          <w:p>
+            <w:r>
+              <w:t>Chief Executive Officer (CEO)</w:t>
+            </w:r>
+          </w:p>
+        </w:tc>
+        <w:tc>
+          <w:tcPr>
+            <w:tcW w:w="0" w:type="auto"/>
+            <w:vAlign w:val="center"/>
+            <w:hideMark/>
+          </w:tcPr>
+          <w:p>
+            <w:r>
+              <w:t>Board of Directors</w:t>
+            </w:r>
+          </w:p>
+        </w:tc>
+        <w:tc>
+          <w:tcPr>
+            <w:tcW w:w="0" w:type="auto"/>
+            <w:vAlign w:val="center"/>
+            <w:hideMark/>
+          </w:tcPr>
+          <w:p>
+            <w:r>
+              <w:t>Berlin HQ</w:t>
+            </w:r>
+          </w:p>
+        </w:tc>
+      </w:tr>
+      <w:tr>
+        <w:trPr>
+          <w:tblCellSpacing w:w="15" w:type="dxa"/>
+        </w:trPr>
+        <w:tc>
+          <w:tcPr>
+            <w:tcW w:w="0" w:type="auto"/>
+            <w:vAlign w:val="center"/>
+            <w:hideMark/>
+          </w:tcPr>
+          <w:p>
+            <w:r>
+              <w:t>Chief Operating Officer (COO)</w:t>
+            </w:r>
+          </w:p>
+        </w:tc>
+        <w:tc>
+          <w:tcPr>
+            <w:tcW w:w="0" w:type="auto"/>
+            <w:vAlign w:val="center"/>
+            <w:hideMark/>
+          </w:tcPr>
+          <w:p>
+            <w:r>
+              <w:t>CEO</w:t>
+            </w:r>
+          </w:p>
+        </w:tc>
+        <w:tc>
+          <w:tcPr>
+            <w:tcW w:w="0" w:type="auto"/>
+            <w:vAlign w:val="center"/>
+            <w:hideMark/>
+          </w:tcPr>
+          <w:p>
+            <w:r>
+              <w:t>Berlin HQ</w:t>
+            </w:r>
+          </w:p>
+        </w:tc>
+      </w:tr>
+      <w:tr>
+        <w:trPr>
+          <w:tblCellSpacing w:w="15" w:type="dxa"/>
+        </w:trPr>
+        <w:tc>
+          <w:tcPr>
+            <w:tcW w:w="0" w:type="auto"/>
+            <w:vAlign w:val="center"/>
+            <w:hideMark/>
+          </w:tcPr>
+          <w:p>
+            <w:r>
+              <w:t>Chief Financial Officer (CFO)</w:t>
+            </w:r>
+          </w:p>
+        </w:tc>
+        <w:tc>
+          <w:tcPr>
+            <w:tcW w:w="0" w:type="auto"/>
+            <w:vAlign w:val="center"/>
+            <w:hideMark/>
+          </w:tcPr>
+          <w:p>
+            <w:r>
+              <w:t>CEO</w:t>
+            </w:r>
+          </w:p>
+        </w:tc>
+        <w:tc>
+          <w:tcPr>
+            <w:tcW w:w="0" w:type="auto"/>
+            <w:vAlign w:val="center"/>
+            <w:hideMark/>
+          </w:tcPr>
+          <w:p>
+            <w:r>
+              <w:t>Berlin HQ</w:t>
+            </w:r>
+          </w:p>
+        </w:tc>
+      </w:tr>
+      <w:tr>
+        <w:trPr>
+          <w:tblCellSpacing w:w="15" w:type="dxa"/>
+        </w:trPr>
+        <w:tc>
+          <w:tcPr>
+            <w:tcW w:w="0" w:type="auto"/>
+            <w:vAlign w:val="center"/>
+            <w:hideMark/>
+          </w:tcPr>
+          <w:p>
+            <w:r>
+              <w:t>Chief Product Officer (CPO)</w:t>
+            </w:r>
+          </w:p>
+        </w:tc>
+        <w:tc>
+          <w:tcPr>
+            <w:tcW w:w="0" w:type="auto"/>
+            <w:vAlign w:val="center"/>
+            <w:hideMark/>
+          </w:tcPr>
+          <w:p>
+            <w:r>
+              <w:t>CEO</w:t>
+            </w:r>
+          </w:p>
+        </w:tc>
+        <w:tc>
+          <w:tcPr>
+            <w:tcW w:w="0" w:type="auto"/>
+            <w:vAlign w:val="center"/>
+            <w:hideMark/>
+          </w:tcPr>
+          <w:p>
+            <w:r>
+              <w:t>Berlin HQ</w:t>
+            </w:r>
+          </w:p>
+        </w:tc>
+      </w:tr>
+      <w:tr>
+        <w:trPr>
+          <w:tblCellSpacing w:w="15" w:type="dxa"/>
+        </w:trPr>
+        <w:tc>
+          <w:tcPr>
+            <w:tcW w:w="0" w:type="auto"/>
+            <w:vAlign w:val="center"/>
+            <w:hideMark/>
+          </w:tcPr>
+          <w:p>
+            <w:r>
+              <w:t>Executive Assistant</w:t>
+            </w:r>
+          </w:p>
+        </w:tc>
+        <w:tc>
+          <w:tcPr>
+            <w:tcW w:w="0" w:type="auto"/>
+            <w:vAlign w:val="center"/>
+            <w:hideMark/>
+          </w:tcPr>
+          <w:p>
+            <w:r>
+              <w:t>CEO &amp; C-Suite</w:t>
+            </w:r>
+          </w:p>
+        </w:tc>
+        <w:tc>
+          <w:tcPr>
+            <w:tcW w:w="0" w:type="auto"/>
+            <w:vAlign w:val="center"/>
+            <w:hideMark/>
+          </w:tcPr>
+          <w:p>
+            <w:r>
+              <w:t>Berlin HQ</w:t>
+            </w:r>
+          </w:p>
+        </w:tc>
+      </w:tr>
+      <w:tr>
+        <w:trPr>
+          <w:tblCellSpacing w:w="15" w:type="dxa"/>
+        </w:trPr>
+        <w:tc>
+          <w:tcPr>
+            <w:tcW w:w="0" w:type="auto"/>
+            <w:vAlign w:val="center"/>
+            <w:hideMark/>
+          </w:tcPr>
+          <w:p>
+            <w:r>
+              <w:t>Corporate Strategy Manager</w:t>
+            </w:r>
+          </w:p>
+        </w:tc>
+        <w:tc>
+          <w:tcPr>
+            <w:tcW w:w="0" w:type="auto"/>
+            <w:vAlign w:val="center"/>
+            <w:hideMark/>
+          </w:tcPr>
+          <w:p>
+            <w:r>
+              <w:t>COO</w:t>
+            </w:r>
+          </w:p>
+        </w:tc>
+        <w:tc>
+          <w:tcPr>
+            <w:tcW w:w="0" w:type="auto"/>
+            <w:vAlign w:val="center"/>
+            <w:hideMark/>
+          </w:tcPr>
+          <w:p>
+            <w:r>
+              <w:t>Berlin HQ</w:t>
+            </w:r>
+          </w:p>
+        </w:tc>
+      </w:tr>
+      <w:tr>
+        <w:trPr>
+          <w:tblCellSpacing w:w="15" w:type="dxa"/>
+        </w:trPr>
+        <w:tc>
+          <w:tcPr>
+            <w:tcW w:w="0" w:type="auto"/>
+            <w:vAlign w:val="center"/>
+            <w:hideMark/>
+          </w:tcPr>
+          <w:p>
+            <w:r>
+              <w:t>Board Liaison Officer</w:t>
+            </w:r>
+          </w:p>
+        </w:tc>
+        <w:tc>
+          <w:tcPr>
+            <w:tcW w:w="0" w:type="auto"/>
+            <w:vAlign w:val="center"/>
+            <w:hideMark/>
+          </w:tcPr>
+          <w:p>
+            <w:r>
+              <w:t>CEO</w:t>
+            </w:r>
+          </w:p>
+        </w:tc>
+        <w:tc>
+          <w:tcPr>
+            <w:tcW w:w="0" w:type="auto"/>
+            <w:vAlign w:val="center"/>
+            <w:hideMark/>
+          </w:tcPr>
+          <w:p>
+            <w:r>
+              <w:t>Berlin HQ</w:t>
+            </w:r>
+          </w:p>
+        </w:tc>
+      </w:tr>
+    </w:tbl>
+    <w:p/>
+    <w:p/>
+    <w:p/>
+    <w:p>
+      <w:pPr>
+        <w:rPr>
+          <w:b/>
+          <w:bCs/>
+        </w:rPr>
+      </w:pPr>
+      <w:r>
+        <w:rPr>
+          <w:rFonts w:ascii="Segoe UI Emoji" w:hAnsi="Segoe UI Emoji" w:cs="Segoe UI Emoji"/>
+          <w:b/>
+          <w:bCs/>
+        </w:rPr>
+        <w:t>🏛</w:t>
+      </w:r>
+      <w:r>
+        <w:rPr>
+          <w:b/>
+          <w:bCs/>
+        </w:rPr>
+        <w:t xml:space="preserve"> Executive Office – Assigned Positions</w:t>
+      </w:r>
+    </w:p>
+    <w:tbl>
+      <w:tblPr>
+        <w:tblW w:w="0" w:type="auto"/>
+        <w:tblCellSpacing w:w="15" w:type="dxa"/>
+        <w:tblCellMar>
+          <w:top w:w="15" w:type="dxa"/>
+          <w:left w:w="15" w:type="dxa"/>
+          <w:bottom w:w="15" w:type="dxa"/>
+          <w:right w:w="15" w:type="dxa"/>
+        </w:tblCellMar>
+        <w:tblLook w:val="04A0" w:firstRow="1" w:lastRow="0" w:firstColumn="1" w:lastColumn="0" w:noHBand="0" w:noVBand="1"/>
+      </w:tblPr>
+      <w:tblGrid>
+        <w:gridCol w:w="2732"/>
+        <w:gridCol w:w="1739"/>
+        <w:gridCol w:w="933"/>
+      </w:tblGrid>
+      <w:tr>
+        <w:trPr>
+          <w:tblHeader/>
+          <w:tblCellSpacing w:w="15" w:type="dxa"/>
+        </w:trPr>
+        <w:tc>
+          <w:tcPr>
+            <w:tcW w:w="0" w:type="auto"/>
+            <w:vAlign w:val="center"/>
+            <w:hideMark/>
+          </w:tcPr>
+          <w:p>
+            <w:pPr>
+              <w:rPr>
+                <w:b/>
+                <w:bCs/>
+              </w:rPr>
+            </w:pPr>
+            <w:r>
+              <w:rPr>
+                <w:b/>
+                <w:bCs/>
+              </w:rPr>
+              <w:t>Position Title</w:t>
+            </w:r>
+          </w:p>
+        </w:tc>
+        <w:tc>
+          <w:tcPr>
+            <w:tcW w:w="0" w:type="auto"/>
+            <w:vAlign w:val="center"/>
+            <w:hideMark/>
+          </w:tcPr>
+          <w:p>
+            <w:pPr>
+              <w:rPr>
+                <w:b/>
+                <w:bCs/>
+              </w:rPr>
+            </w:pPr>
+            <w:r>
+              <w:rPr>
+                <w:b/>
+                <w:bCs/>
+              </w:rPr>
+              <w:t>Employee Name</w:t>
+            </w:r>
+          </w:p>
+        </w:tc>
+        <w:tc>
+          <w:tcPr>
+            <w:tcW w:w="0" w:type="auto"/>
+            <w:vAlign w:val="center"/>
+            <w:hideMark/>
+          </w:tcPr>
+          <w:p>
+            <w:pPr>
+              <w:rPr>
+                <w:b/>
+                <w:bCs/>
+              </w:rPr>
+            </w:pPr>
+            <w:r>
+              <w:rPr>
+                <w:b/>
+                <w:bCs/>
+              </w:rPr>
+              <w:t>Location</w:t>
+            </w:r>
+          </w:p>
+        </w:tc>
+      </w:tr>
+      <w:tr>
+        <w:trPr>
+          <w:tblCellSpacing w:w="15" w:type="dxa"/>
+        </w:trPr>
+        <w:tc>
+          <w:tcPr>
+            <w:tcW w:w="0" w:type="auto"/>
+            <w:vAlign w:val="center"/>
+            <w:hideMark/>
+          </w:tcPr>
+          <w:p>
+            <w:r>
+              <w:t>Chief Executive Officer (CEO)</w:t>
+            </w:r>
+          </w:p>
+        </w:tc>
+        <w:tc>
+          <w:tcPr>
+            <w:tcW w:w="0" w:type="auto"/>
+            <w:vAlign w:val="center"/>
+            <w:hideMark/>
+          </w:tcPr>
+          <w:p>
+            <w:r>
+              <w:t>Markus Müller</w:t>
+            </w:r>
+          </w:p>
+        </w:tc>
+        <w:tc>
+          <w:tcPr>
+            <w:tcW w:w="0" w:type="auto"/>
+            <w:vAlign w:val="center"/>
+            <w:hideMark/>
+          </w:tcPr>
+          <w:p>
+            <w:r>
+              <w:t>Berlin HQ</w:t>
+            </w:r>
+          </w:p>
+        </w:tc>
+      </w:tr>
+      <w:tr>
+        <w:trPr>
+          <w:tblCellSpacing w:w="15" w:type="dxa"/>
+        </w:trPr>
+        <w:tc>
+          <w:tcPr>
+            <w:tcW w:w="0" w:type="auto"/>
+            <w:vAlign w:val="center"/>
+            <w:hideMark/>
+          </w:tcPr>
+          <w:p>
+            <w:r>
+              <w:t>Chief Operating Officer (COO)</w:t>
+            </w:r>
+          </w:p>
+        </w:tc>
+        <w:tc>
+          <w:tcPr>
+            <w:tcW w:w="0" w:type="auto"/>
+            <w:vAlign w:val="center"/>
+            <w:hideMark/>
+          </w:tcPr>
+          <w:p>
+            <w:r>
+              <w:t>Caroline Schneider</w:t>
+            </w:r>
+          </w:p>
+        </w:tc>
+        <w:tc>
+          <w:tcPr>
+            <w:tcW w:w="0" w:type="auto"/>
+            <w:vAlign w:val="center"/>
+            <w:hideMark/>
+          </w:tcPr>
+          <w:p>
+            <w:r>
+              <w:t>Berlin HQ</w:t>
+            </w:r>
+          </w:p>
+        </w:tc>
+      </w:tr>
+      <w:tr>
+        <w:trPr>
+          <w:tblCellSpacing w:w="15" w:type="dxa"/>
+        </w:trPr>
+        <w:tc>
+          <w:tcPr>
+            <w:tcW w:w="0" w:type="auto"/>
+            <w:vAlign w:val="center"/>
+            <w:hideMark/>
+          </w:tcPr>
+          <w:p>
+            <w:r>
+              <w:t>Chief Financial Officer (CFO)</w:t>
+            </w:r>
+          </w:p>
+        </w:tc>
+        <w:tc>
+          <w:tcPr>
+            <w:tcW w:w="0" w:type="auto"/>
+            <w:vAlign w:val="center"/>
+            <w:hideMark/>
+          </w:tcPr>
+          <w:p>
+            <w:r>
+              <w:t>Karl Fischer</w:t>
+            </w:r>
+          </w:p>
+        </w:tc>
+        <w:tc>
+          <w:tcPr>
+            <w:tcW w:w="0" w:type="auto"/>
+            <w:vAlign w:val="center"/>
+            <w:hideMark/>
+          </w:tcPr>
+          <w:p>
+            <w:r>
+              <w:t>Berlin HQ</w:t>
+            </w:r>
+          </w:p>
+        </w:tc>
+      </w:tr>
+      <w:tr>
+        <w:trPr>
+          <w:tblCellSpacing w:w="15" w:type="dxa"/>
+        </w:trPr>
+        <w:tc>
+          <w:tcPr>
+            <w:tcW w:w="0" w:type="auto"/>
+            <w:vAlign w:val="center"/>
+            <w:hideMark/>
+          </w:tcPr>
+          <w:p>
+            <w:r>
+              <w:t>Chief Product Officer (CPO)</w:t>
+            </w:r>
+          </w:p>
+        </w:tc>
+        <w:tc>
+          <w:tcPr>
+            <w:tcW w:w="0" w:type="auto"/>
+            <w:vAlign w:val="center"/>
+            <w:hideMark/>
+          </w:tcPr>
+          <w:p>
+            <w:r>
+              <w:t>Sophie Lange</w:t>
+            </w:r>
+          </w:p>
+        </w:tc>
+        <w:tc>
+          <w:tcPr>
+            <w:tcW w:w="0" w:type="auto"/>
+            <w:vAlign w:val="center"/>
+            <w:hideMark/>
+          </w:tcPr>
+          <w:p>
+            <w:r>
+              <w:t>Berlin HQ</w:t>
+            </w:r>
+          </w:p>
+        </w:tc>
+      </w:tr>
+      <w:tr>
+        <w:trPr>
+          <w:tblCellSpacing w:w="15" w:type="dxa"/>
+        </w:trPr>
+        <w:tc>
+          <w:tcPr>
+            <w:tcW w:w="0" w:type="auto"/>
+            <w:vAlign w:val="center"/>
+            <w:hideMark/>
+          </w:tcPr>
+          <w:p>
+            <w:r>
+              <w:t>Executive Assistant</w:t>
+            </w:r>
+          </w:p>
+        </w:tc>
+        <w:tc>
+          <w:tcPr>
+            <w:tcW w:w="0" w:type="auto"/>
+            <w:vAlign w:val="center"/>
+            <w:hideMark/>
+          </w:tcPr>
+          <w:p>
+            <w:r>
+              <w:t>Nora Weiss</w:t>
+            </w:r>
+          </w:p>
+        </w:tc>
+        <w:tc>
+          <w:tcPr>
+            <w:tcW w:w="0" w:type="auto"/>
+            <w:vAlign w:val="center"/>
+            <w:hideMark/>
+          </w:tcPr>
+          <w:p>
+            <w:r>
+              <w:t>Berlin HQ</w:t>
+            </w:r>
+          </w:p>
+        </w:tc>
+      </w:tr>
+      <w:tr>
+        <w:trPr>
+          <w:tblCellSpacing w:w="15" w:type="dxa"/>
+        </w:trPr>
+        <w:tc>
+          <w:tcPr>
+            <w:tcW w:w="0" w:type="auto"/>
+            <w:vAlign w:val="center"/>
+            <w:hideMark/>
+          </w:tcPr>
+          <w:p>
+            <w:r>
+              <w:t>Corporate Strategy Manager</w:t>
+            </w:r>
+          </w:p>
+        </w:tc>
+        <w:tc>
+          <w:tcPr>
+            <w:tcW w:w="0" w:type="auto"/>
+            <w:vAlign w:val="center"/>
+            <w:hideMark/>
+          </w:tcPr>
+          <w:p>
+            <w:r>
+              <w:t>Ahmed El-</w:t>
+            </w:r>
+            <w:proofErr w:type="spellStart"/>
+            <w:r>
+              <w:t>Sherif</w:t>
+            </w:r>
+            <w:proofErr w:type="spellEnd"/>
+          </w:p>
+        </w:tc>
+        <w:tc>
+          <w:tcPr>
+            <w:tcW w:w="0" w:type="auto"/>
+            <w:vAlign w:val="center"/>
+            <w:hideMark/>
+          </w:tcPr>
+          <w:p>
+            <w:r>
+              <w:t>Berlin HQ</w:t>
+            </w:r>
+          </w:p>
+        </w:tc>
+      </w:tr>
+      <w:tr>
+        <w:trPr>
+          <w:tblCellSpacing w:w="15" w:type="dxa"/>
+        </w:trPr>
+        <w:tc>
+          <w:tcPr>
+            <w:tcW w:w="0" w:type="auto"/>
+            <w:vAlign w:val="center"/>
+            <w:hideMark/>
+          </w:tcPr>
+          <w:p>
+            <w:r>
+              <w:t>Board Liaison Officer</w:t>
+            </w:r>
+          </w:p>
+        </w:tc>
+        <w:tc>
+          <w:tcPr>
+            <w:tcW w:w="0" w:type="auto"/>
+            <w:vAlign w:val="center"/>
+            <w:hideMark/>
+          </w:tcPr>
+          <w:p>
+            <w:r>
+              <w:t>Julia Novak</w:t>
+            </w:r>
+          </w:p>
+        </w:tc>
+        <w:tc>
+          <w:tcPr>
+            <w:tcW w:w="0" w:type="auto"/>
+            <w:vAlign w:val="center"/>
+            <w:hideMark/>
+          </w:tcPr>
+          <w:p>
+            <w:r>
+              <w:t>Berlin HQ</w:t>
             </w:r>
           </w:p>
         </w:tc>

--- a/Executive Office – Department Overview.docx
+++ b/Executive Office – Department Overview.docx
@@ -5,6 +5,7 @@
     <w:p>
       <w:pPr>
         <w:rPr>
+          <w:rFonts w:ascii="Segoe UI Emoji" w:hAnsi="Segoe UI Emoji" w:cs="Segoe UI Emoji"/>
           <w:b/>
           <w:bCs/>
         </w:rPr>
@@ -15,34 +16,323 @@
           <w:b/>
           <w:bCs/>
         </w:rPr>
-        <w:t>🏛</w:t>
+        <w:t>🏛 Executive Office – Department Overview</w:t>
       </w:r>
+    </w:p>
+    <w:p>
+      <w:pPr>
+        <w:rPr>
+          <w:rFonts w:ascii="Segoe UI Emoji" w:hAnsi="Segoe UI Emoji" w:cs="Segoe UI Emoji"/>
+          <w:b/>
+          <w:bCs/>
+        </w:rPr>
+      </w:pPr>
       <w:r>
         <w:rPr>
-          <w:b/>
-          <w:bCs/>
-        </w:rPr>
-        <w:t xml:space="preserve"> Executive Office – Department Overview</w:t>
+          <w:rFonts w:ascii="Segoe UI Emoji" w:hAnsi="Segoe UI Emoji" w:cs="Segoe UI Emoji"/>
+          <w:b/>
+          <w:bCs/>
+        </w:rPr>
+        <w:t>🎯 Purpose</w:t>
       </w:r>
     </w:p>
     <w:p>
+      <w:pPr>
+        <w:rPr>
+          <w:rFonts w:ascii="Segoe UI Emoji" w:hAnsi="Segoe UI Emoji" w:cs="Segoe UI Emoji"/>
+          <w:b/>
+          <w:bCs/>
+        </w:rPr>
+      </w:pPr>
       <w:r>
-        <w:t>This department oversees the strategic direction, governance, and high-level coordination across all company functions.</w:t>
+        <w:rPr>
+          <w:rFonts w:ascii="Segoe UI Emoji" w:hAnsi="Segoe UI Emoji" w:cs="Segoe UI Emoji"/>
+          <w:b/>
+          <w:bCs/>
+        </w:rPr>
+        <w:t xml:space="preserve">The Executive Office serves as the strategic command center of </w:t>
       </w:r>
-    </w:p>
-    <w:p>
-      <w:pPr>
-        <w:rPr>
-          <w:b/>
-          <w:bCs/>
-        </w:rPr>
-      </w:pPr>
+      <w:proofErr w:type="spellStart"/>
       <w:r>
         <w:rPr>
           <w:rFonts w:ascii="Segoe UI Emoji" w:hAnsi="Segoe UI Emoji" w:cs="Segoe UI Emoji"/>
           <w:b/>
           <w:bCs/>
         </w:rPr>
+        <w:t>Novexa</w:t>
+      </w:r>
+      <w:proofErr w:type="spellEnd"/>
+      <w:r>
+        <w:rPr>
+          <w:rFonts w:ascii="Segoe UI Emoji" w:hAnsi="Segoe UI Emoji" w:cs="Segoe UI Emoji"/>
+          <w:b/>
+          <w:bCs/>
+        </w:rPr>
+        <w:t xml:space="preserve"> Technologies. It drives corporate vision, governance, and cross-functional alignment across all global operations.</w:t>
+      </w:r>
+    </w:p>
+    <w:p>
+      <w:pPr>
+        <w:rPr>
+          <w:rFonts w:ascii="Segoe UI Emoji" w:hAnsi="Segoe UI Emoji" w:cs="Segoe UI Emoji"/>
+          <w:b/>
+          <w:bCs/>
+        </w:rPr>
+      </w:pPr>
+      <w:r>
+        <w:rPr>
+          <w:rFonts w:ascii="Segoe UI Emoji" w:hAnsi="Segoe UI Emoji" w:cs="Segoe UI Emoji"/>
+          <w:b/>
+          <w:bCs/>
+        </w:rPr>
+        <w:t>🧩 Core Functions</w:t>
+      </w:r>
+    </w:p>
+    <w:p>
+      <w:pPr>
+        <w:numPr>
+          <w:ilvl w:val="0"/>
+          <w:numId w:val="1"/>
+        </w:numPr>
+        <w:rPr>
+          <w:rFonts w:ascii="Segoe UI Emoji" w:hAnsi="Segoe UI Emoji" w:cs="Segoe UI Emoji"/>
+          <w:b/>
+          <w:bCs/>
+        </w:rPr>
+      </w:pPr>
+      <w:r>
+        <w:rPr>
+          <w:rFonts w:ascii="Segoe UI Emoji" w:hAnsi="Segoe UI Emoji" w:cs="Segoe UI Emoji"/>
+          <w:b/>
+          <w:bCs/>
+        </w:rPr>
+        <w:t>Strategic Leadership: Define and execute long-term goals and competitive positioning.</w:t>
+      </w:r>
+    </w:p>
+    <w:p>
+      <w:pPr>
+        <w:numPr>
+          <w:ilvl w:val="0"/>
+          <w:numId w:val="1"/>
+        </w:numPr>
+        <w:rPr>
+          <w:rFonts w:ascii="Segoe UI Emoji" w:hAnsi="Segoe UI Emoji" w:cs="Segoe UI Emoji"/>
+          <w:b/>
+          <w:bCs/>
+        </w:rPr>
+      </w:pPr>
+      <w:r>
+        <w:rPr>
+          <w:rFonts w:ascii="Segoe UI Emoji" w:hAnsi="Segoe UI Emoji" w:cs="Segoe UI Emoji"/>
+          <w:b/>
+          <w:bCs/>
+        </w:rPr>
+        <w:t>Operational Oversight: Ensure seamless coordination between departments and legal entities.</w:t>
+      </w:r>
+    </w:p>
+    <w:p>
+      <w:pPr>
+        <w:numPr>
+          <w:ilvl w:val="0"/>
+          <w:numId w:val="1"/>
+        </w:numPr>
+        <w:rPr>
+          <w:rFonts w:ascii="Segoe UI Emoji" w:hAnsi="Segoe UI Emoji" w:cs="Segoe UI Emoji"/>
+          <w:b/>
+          <w:bCs/>
+        </w:rPr>
+      </w:pPr>
+      <w:r>
+        <w:rPr>
+          <w:rFonts w:ascii="Segoe UI Emoji" w:hAnsi="Segoe UI Emoji" w:cs="Segoe UI Emoji"/>
+          <w:b/>
+          <w:bCs/>
+        </w:rPr>
+        <w:t>Financial Stewardship: Oversee budgeting, compliance, and investor relations.</w:t>
+      </w:r>
+    </w:p>
+    <w:p>
+      <w:pPr>
+        <w:numPr>
+          <w:ilvl w:val="0"/>
+          <w:numId w:val="1"/>
+        </w:numPr>
+        <w:rPr>
+          <w:rFonts w:ascii="Segoe UI Emoji" w:hAnsi="Segoe UI Emoji" w:cs="Segoe UI Emoji"/>
+          <w:b/>
+          <w:bCs/>
+        </w:rPr>
+      </w:pPr>
+      <w:r>
+        <w:rPr>
+          <w:rFonts w:ascii="Segoe UI Emoji" w:hAnsi="Segoe UI Emoji" w:cs="Segoe UI Emoji"/>
+          <w:b/>
+          <w:bCs/>
+        </w:rPr>
+        <w:t>Product Vision: Align innovation with market needs and customer expectations.</w:t>
+      </w:r>
+    </w:p>
+    <w:p>
+      <w:pPr>
+        <w:numPr>
+          <w:ilvl w:val="0"/>
+          <w:numId w:val="1"/>
+        </w:numPr>
+        <w:rPr>
+          <w:rFonts w:ascii="Segoe UI Emoji" w:hAnsi="Segoe UI Emoji" w:cs="Segoe UI Emoji"/>
+          <w:b/>
+          <w:bCs/>
+        </w:rPr>
+      </w:pPr>
+      <w:r>
+        <w:rPr>
+          <w:rFonts w:ascii="Segoe UI Emoji" w:hAnsi="Segoe UI Emoji" w:cs="Segoe UI Emoji"/>
+          <w:b/>
+          <w:bCs/>
+        </w:rPr>
+        <w:t>Governance &amp; Communication: Maintain board relations and executive coordination.</w:t>
+      </w:r>
+    </w:p>
+    <w:p>
+      <w:pPr>
+        <w:rPr>
+          <w:rFonts w:ascii="Segoe UI Emoji" w:hAnsi="Segoe UI Emoji" w:cs="Segoe UI Emoji"/>
+          <w:b/>
+          <w:bCs/>
+        </w:rPr>
+      </w:pPr>
+    </w:p>
+    <w:p>
+      <w:pPr>
+        <w:rPr>
+          <w:rFonts w:ascii="Segoe UI Emoji" w:hAnsi="Segoe UI Emoji" w:cs="Segoe UI Emoji"/>
+          <w:b/>
+          <w:bCs/>
+        </w:rPr>
+      </w:pPr>
+    </w:p>
+    <w:p>
+      <w:pPr>
+        <w:rPr>
+          <w:rFonts w:ascii="Segoe UI Emoji" w:hAnsi="Segoe UI Emoji" w:cs="Segoe UI Emoji"/>
+          <w:b/>
+          <w:bCs/>
+        </w:rPr>
+      </w:pPr>
+    </w:p>
+    <w:p>
+      <w:pPr>
+        <w:rPr>
+          <w:rFonts w:ascii="Segoe UI Emoji" w:hAnsi="Segoe UI Emoji" w:cs="Segoe UI Emoji"/>
+          <w:b/>
+          <w:bCs/>
+        </w:rPr>
+      </w:pPr>
+    </w:p>
+    <w:p>
+      <w:pPr>
+        <w:rPr>
+          <w:rFonts w:ascii="Segoe UI Emoji" w:hAnsi="Segoe UI Emoji" w:cs="Segoe UI Emoji"/>
+          <w:b/>
+          <w:bCs/>
+        </w:rPr>
+      </w:pPr>
+    </w:p>
+    <w:p>
+      <w:pPr>
+        <w:rPr>
+          <w:rFonts w:ascii="Segoe UI Emoji" w:hAnsi="Segoe UI Emoji" w:cs="Segoe UI Emoji"/>
+          <w:b/>
+          <w:bCs/>
+        </w:rPr>
+      </w:pPr>
+    </w:p>
+    <w:p>
+      <w:pPr>
+        <w:rPr>
+          <w:rFonts w:ascii="Segoe UI Emoji" w:hAnsi="Segoe UI Emoji" w:cs="Segoe UI Emoji"/>
+          <w:b/>
+          <w:bCs/>
+        </w:rPr>
+      </w:pPr>
+    </w:p>
+    <w:p>
+      <w:pPr>
+        <w:rPr>
+          <w:rFonts w:ascii="Segoe UI Emoji" w:hAnsi="Segoe UI Emoji" w:cs="Segoe UI Emoji"/>
+          <w:b/>
+          <w:bCs/>
+        </w:rPr>
+      </w:pPr>
+    </w:p>
+    <w:p>
+      <w:pPr>
+        <w:rPr>
+          <w:rFonts w:ascii="Segoe UI Emoji" w:hAnsi="Segoe UI Emoji" w:cs="Segoe UI Emoji"/>
+          <w:b/>
+          <w:bCs/>
+        </w:rPr>
+      </w:pPr>
+    </w:p>
+    <w:p>
+      <w:pPr>
+        <w:rPr>
+          <w:rFonts w:ascii="Segoe UI Emoji" w:hAnsi="Segoe UI Emoji" w:cs="Segoe UI Emoji"/>
+          <w:b/>
+          <w:bCs/>
+        </w:rPr>
+      </w:pPr>
+    </w:p>
+    <w:p>
+      <w:pPr>
+        <w:rPr>
+          <w:rFonts w:ascii="Segoe UI Emoji" w:hAnsi="Segoe UI Emoji" w:cs="Segoe UI Emoji"/>
+          <w:b/>
+          <w:bCs/>
+        </w:rPr>
+      </w:pPr>
+    </w:p>
+    <w:p>
+      <w:pPr>
+        <w:rPr>
+          <w:rFonts w:ascii="Segoe UI Emoji" w:hAnsi="Segoe UI Emoji" w:cs="Segoe UI Emoji"/>
+          <w:b/>
+          <w:bCs/>
+        </w:rPr>
+      </w:pPr>
+    </w:p>
+    <w:p>
+      <w:pPr>
+        <w:rPr>
+          <w:rFonts w:ascii="Segoe UI Emoji" w:hAnsi="Segoe UI Emoji" w:cs="Segoe UI Emoji"/>
+          <w:b/>
+          <w:bCs/>
+        </w:rPr>
+      </w:pPr>
+    </w:p>
+    <w:p>
+      <w:pPr>
+        <w:rPr>
+          <w:rFonts w:ascii="Segoe UI Emoji" w:hAnsi="Segoe UI Emoji" w:cs="Segoe UI Emoji"/>
+          <w:b/>
+          <w:bCs/>
+        </w:rPr>
+      </w:pPr>
+    </w:p>
+    <w:p>
+      <w:pPr>
+        <w:rPr>
+          <w:b/>
+          <w:bCs/>
+        </w:rPr>
+      </w:pPr>
+      <w:r>
+        <w:rPr>
+          <w:rFonts w:ascii="Segoe UI Emoji" w:hAnsi="Segoe UI Emoji" w:cs="Segoe UI Emoji"/>
+          <w:b/>
+          <w:bCs/>
+        </w:rPr>
+        <w:lastRenderedPageBreak/>
         <w:t>🔹</w:t>
       </w:r>
       <w:r>
@@ -352,14 +642,96 @@
       </w:tr>
     </w:tbl>
     <w:p/>
-    <w:p/>
-    <w:p/>
-    <w:p/>
-    <w:p/>
-    <w:p/>
-    <w:p/>
-    <w:p/>
-    <w:p/>
+    <w:p>
+      <w:pPr>
+        <w:rPr>
+          <w:rFonts w:ascii="Segoe UI Emoji" w:hAnsi="Segoe UI Emoji" w:cs="Segoe UI Emoji"/>
+          <w:b/>
+          <w:bCs/>
+        </w:rPr>
+      </w:pPr>
+    </w:p>
+    <w:p>
+      <w:pPr>
+        <w:rPr>
+          <w:rFonts w:ascii="Segoe UI Emoji" w:hAnsi="Segoe UI Emoji" w:cs="Segoe UI Emoji"/>
+          <w:b/>
+          <w:bCs/>
+        </w:rPr>
+      </w:pPr>
+    </w:p>
+    <w:p>
+      <w:pPr>
+        <w:rPr>
+          <w:rFonts w:ascii="Segoe UI Emoji" w:hAnsi="Segoe UI Emoji" w:cs="Segoe UI Emoji"/>
+          <w:b/>
+          <w:bCs/>
+        </w:rPr>
+      </w:pPr>
+    </w:p>
+    <w:p>
+      <w:pPr>
+        <w:rPr>
+          <w:rFonts w:ascii="Segoe UI Emoji" w:hAnsi="Segoe UI Emoji" w:cs="Segoe UI Emoji"/>
+          <w:b/>
+          <w:bCs/>
+        </w:rPr>
+      </w:pPr>
+    </w:p>
+    <w:p>
+      <w:pPr>
+        <w:rPr>
+          <w:rFonts w:ascii="Segoe UI Emoji" w:hAnsi="Segoe UI Emoji" w:cs="Segoe UI Emoji"/>
+          <w:b/>
+          <w:bCs/>
+        </w:rPr>
+      </w:pPr>
+    </w:p>
+    <w:p>
+      <w:pPr>
+        <w:rPr>
+          <w:rFonts w:ascii="Segoe UI Emoji" w:hAnsi="Segoe UI Emoji" w:cs="Segoe UI Emoji"/>
+          <w:b/>
+          <w:bCs/>
+        </w:rPr>
+      </w:pPr>
+    </w:p>
+    <w:p>
+      <w:pPr>
+        <w:rPr>
+          <w:rFonts w:ascii="Segoe UI Emoji" w:hAnsi="Segoe UI Emoji" w:cs="Segoe UI Emoji"/>
+          <w:b/>
+          <w:bCs/>
+        </w:rPr>
+      </w:pPr>
+    </w:p>
+    <w:p>
+      <w:pPr>
+        <w:rPr>
+          <w:rFonts w:ascii="Segoe UI Emoji" w:hAnsi="Segoe UI Emoji" w:cs="Segoe UI Emoji"/>
+          <w:b/>
+          <w:bCs/>
+        </w:rPr>
+      </w:pPr>
+    </w:p>
+    <w:p>
+      <w:pPr>
+        <w:rPr>
+          <w:rFonts w:ascii="Segoe UI Emoji" w:hAnsi="Segoe UI Emoji" w:cs="Segoe UI Emoji"/>
+          <w:b/>
+          <w:bCs/>
+        </w:rPr>
+      </w:pPr>
+    </w:p>
+    <w:p>
+      <w:pPr>
+        <w:rPr>
+          <w:rFonts w:ascii="Segoe UI Emoji" w:hAnsi="Segoe UI Emoji" w:cs="Segoe UI Emoji"/>
+          <w:b/>
+          <w:bCs/>
+        </w:rPr>
+      </w:pPr>
+    </w:p>
     <w:p>
       <w:pPr>
         <w:rPr>
@@ -382,409 +754,6 @@
           <w:bCs/>
         </w:rPr>
         <w:t xml:space="preserve"> Executive Office – Positions</w:t>
-      </w:r>
-    </w:p>
-    <w:tbl>
-      <w:tblPr>
-        <w:tblW w:w="0" w:type="auto"/>
-        <w:tblCellSpacing w:w="15" w:type="dxa"/>
-        <w:tblCellMar>
-          <w:top w:w="15" w:type="dxa"/>
-          <w:left w:w="15" w:type="dxa"/>
-          <w:bottom w:w="15" w:type="dxa"/>
-          <w:right w:w="15" w:type="dxa"/>
-        </w:tblCellMar>
-        <w:tblLook w:val="04A0" w:firstRow="1" w:lastRow="0" w:firstColumn="1" w:lastColumn="0" w:noHBand="0" w:noVBand="1"/>
-      </w:tblPr>
-      <w:tblGrid>
-        <w:gridCol w:w="2732"/>
-        <w:gridCol w:w="1694"/>
-        <w:gridCol w:w="933"/>
-      </w:tblGrid>
-      <w:tr>
-        <w:trPr>
-          <w:tblHeader/>
-          <w:tblCellSpacing w:w="15" w:type="dxa"/>
-        </w:trPr>
-        <w:tc>
-          <w:tcPr>
-            <w:tcW w:w="0" w:type="auto"/>
-            <w:vAlign w:val="center"/>
-            <w:hideMark/>
-          </w:tcPr>
-          <w:p>
-            <w:pPr>
-              <w:rPr>
-                <w:b/>
-                <w:bCs/>
-              </w:rPr>
-            </w:pPr>
-            <w:r>
-              <w:rPr>
-                <w:b/>
-                <w:bCs/>
-              </w:rPr>
-              <w:t>Position Title</w:t>
-            </w:r>
-          </w:p>
-        </w:tc>
-        <w:tc>
-          <w:tcPr>
-            <w:tcW w:w="0" w:type="auto"/>
-            <w:vAlign w:val="center"/>
-            <w:hideMark/>
-          </w:tcPr>
-          <w:p>
-            <w:pPr>
-              <w:rPr>
-                <w:b/>
-                <w:bCs/>
-              </w:rPr>
-            </w:pPr>
-            <w:r>
-              <w:rPr>
-                <w:b/>
-                <w:bCs/>
-              </w:rPr>
-              <w:t>Reports To</w:t>
-            </w:r>
-          </w:p>
-        </w:tc>
-        <w:tc>
-          <w:tcPr>
-            <w:tcW w:w="0" w:type="auto"/>
-            <w:vAlign w:val="center"/>
-            <w:hideMark/>
-          </w:tcPr>
-          <w:p>
-            <w:pPr>
-              <w:rPr>
-                <w:b/>
-                <w:bCs/>
-              </w:rPr>
-            </w:pPr>
-            <w:r>
-              <w:rPr>
-                <w:b/>
-                <w:bCs/>
-              </w:rPr>
-              <w:t>Location</w:t>
-            </w:r>
-          </w:p>
-        </w:tc>
-      </w:tr>
-      <w:tr>
-        <w:trPr>
-          <w:tblCellSpacing w:w="15" w:type="dxa"/>
-        </w:trPr>
-        <w:tc>
-          <w:tcPr>
-            <w:tcW w:w="0" w:type="auto"/>
-            <w:vAlign w:val="center"/>
-            <w:hideMark/>
-          </w:tcPr>
-          <w:p>
-            <w:r>
-              <w:t>Chief Executive Officer (CEO)</w:t>
-            </w:r>
-          </w:p>
-        </w:tc>
-        <w:tc>
-          <w:tcPr>
-            <w:tcW w:w="0" w:type="auto"/>
-            <w:vAlign w:val="center"/>
-            <w:hideMark/>
-          </w:tcPr>
-          <w:p>
-            <w:r>
-              <w:t>Board of Directors</w:t>
-            </w:r>
-          </w:p>
-        </w:tc>
-        <w:tc>
-          <w:tcPr>
-            <w:tcW w:w="0" w:type="auto"/>
-            <w:vAlign w:val="center"/>
-            <w:hideMark/>
-          </w:tcPr>
-          <w:p>
-            <w:r>
-              <w:t>Berlin HQ</w:t>
-            </w:r>
-          </w:p>
-        </w:tc>
-      </w:tr>
-      <w:tr>
-        <w:trPr>
-          <w:tblCellSpacing w:w="15" w:type="dxa"/>
-        </w:trPr>
-        <w:tc>
-          <w:tcPr>
-            <w:tcW w:w="0" w:type="auto"/>
-            <w:vAlign w:val="center"/>
-            <w:hideMark/>
-          </w:tcPr>
-          <w:p>
-            <w:r>
-              <w:t>Chief Operating Officer (COO)</w:t>
-            </w:r>
-          </w:p>
-        </w:tc>
-        <w:tc>
-          <w:tcPr>
-            <w:tcW w:w="0" w:type="auto"/>
-            <w:vAlign w:val="center"/>
-            <w:hideMark/>
-          </w:tcPr>
-          <w:p>
-            <w:r>
-              <w:t>CEO</w:t>
-            </w:r>
-          </w:p>
-        </w:tc>
-        <w:tc>
-          <w:tcPr>
-            <w:tcW w:w="0" w:type="auto"/>
-            <w:vAlign w:val="center"/>
-            <w:hideMark/>
-          </w:tcPr>
-          <w:p>
-            <w:r>
-              <w:t>Berlin HQ</w:t>
-            </w:r>
-          </w:p>
-        </w:tc>
-      </w:tr>
-      <w:tr>
-        <w:trPr>
-          <w:tblCellSpacing w:w="15" w:type="dxa"/>
-        </w:trPr>
-        <w:tc>
-          <w:tcPr>
-            <w:tcW w:w="0" w:type="auto"/>
-            <w:vAlign w:val="center"/>
-            <w:hideMark/>
-          </w:tcPr>
-          <w:p>
-            <w:r>
-              <w:t>Chief Financial Officer (CFO)</w:t>
-            </w:r>
-          </w:p>
-        </w:tc>
-        <w:tc>
-          <w:tcPr>
-            <w:tcW w:w="0" w:type="auto"/>
-            <w:vAlign w:val="center"/>
-            <w:hideMark/>
-          </w:tcPr>
-          <w:p>
-            <w:r>
-              <w:t>CEO</w:t>
-            </w:r>
-          </w:p>
-        </w:tc>
-        <w:tc>
-          <w:tcPr>
-            <w:tcW w:w="0" w:type="auto"/>
-            <w:vAlign w:val="center"/>
-            <w:hideMark/>
-          </w:tcPr>
-          <w:p>
-            <w:r>
-              <w:t>Berlin HQ</w:t>
-            </w:r>
-          </w:p>
-        </w:tc>
-      </w:tr>
-      <w:tr>
-        <w:trPr>
-          <w:tblCellSpacing w:w="15" w:type="dxa"/>
-        </w:trPr>
-        <w:tc>
-          <w:tcPr>
-            <w:tcW w:w="0" w:type="auto"/>
-            <w:vAlign w:val="center"/>
-            <w:hideMark/>
-          </w:tcPr>
-          <w:p>
-            <w:r>
-              <w:t>Chief Product Officer (CPO)</w:t>
-            </w:r>
-          </w:p>
-        </w:tc>
-        <w:tc>
-          <w:tcPr>
-            <w:tcW w:w="0" w:type="auto"/>
-            <w:vAlign w:val="center"/>
-            <w:hideMark/>
-          </w:tcPr>
-          <w:p>
-            <w:r>
-              <w:t>CEO</w:t>
-            </w:r>
-          </w:p>
-        </w:tc>
-        <w:tc>
-          <w:tcPr>
-            <w:tcW w:w="0" w:type="auto"/>
-            <w:vAlign w:val="center"/>
-            <w:hideMark/>
-          </w:tcPr>
-          <w:p>
-            <w:r>
-              <w:t>Berlin HQ</w:t>
-            </w:r>
-          </w:p>
-        </w:tc>
-      </w:tr>
-      <w:tr>
-        <w:trPr>
-          <w:tblCellSpacing w:w="15" w:type="dxa"/>
-        </w:trPr>
-        <w:tc>
-          <w:tcPr>
-            <w:tcW w:w="0" w:type="auto"/>
-            <w:vAlign w:val="center"/>
-            <w:hideMark/>
-          </w:tcPr>
-          <w:p>
-            <w:r>
-              <w:t>Executive Assistant</w:t>
-            </w:r>
-          </w:p>
-        </w:tc>
-        <w:tc>
-          <w:tcPr>
-            <w:tcW w:w="0" w:type="auto"/>
-            <w:vAlign w:val="center"/>
-            <w:hideMark/>
-          </w:tcPr>
-          <w:p>
-            <w:r>
-              <w:t>CEO &amp; C-Suite</w:t>
-            </w:r>
-          </w:p>
-        </w:tc>
-        <w:tc>
-          <w:tcPr>
-            <w:tcW w:w="0" w:type="auto"/>
-            <w:vAlign w:val="center"/>
-            <w:hideMark/>
-          </w:tcPr>
-          <w:p>
-            <w:r>
-              <w:t>Berlin HQ</w:t>
-            </w:r>
-          </w:p>
-        </w:tc>
-      </w:tr>
-      <w:tr>
-        <w:trPr>
-          <w:tblCellSpacing w:w="15" w:type="dxa"/>
-        </w:trPr>
-        <w:tc>
-          <w:tcPr>
-            <w:tcW w:w="0" w:type="auto"/>
-            <w:vAlign w:val="center"/>
-            <w:hideMark/>
-          </w:tcPr>
-          <w:p>
-            <w:r>
-              <w:t>Corporate Strategy Manager</w:t>
-            </w:r>
-          </w:p>
-        </w:tc>
-        <w:tc>
-          <w:tcPr>
-            <w:tcW w:w="0" w:type="auto"/>
-            <w:vAlign w:val="center"/>
-            <w:hideMark/>
-          </w:tcPr>
-          <w:p>
-            <w:r>
-              <w:t>COO</w:t>
-            </w:r>
-          </w:p>
-        </w:tc>
-        <w:tc>
-          <w:tcPr>
-            <w:tcW w:w="0" w:type="auto"/>
-            <w:vAlign w:val="center"/>
-            <w:hideMark/>
-          </w:tcPr>
-          <w:p>
-            <w:r>
-              <w:t>Berlin HQ</w:t>
-            </w:r>
-          </w:p>
-        </w:tc>
-      </w:tr>
-      <w:tr>
-        <w:trPr>
-          <w:tblCellSpacing w:w="15" w:type="dxa"/>
-        </w:trPr>
-        <w:tc>
-          <w:tcPr>
-            <w:tcW w:w="0" w:type="auto"/>
-            <w:vAlign w:val="center"/>
-            <w:hideMark/>
-          </w:tcPr>
-          <w:p>
-            <w:r>
-              <w:t>Board Liaison Officer</w:t>
-            </w:r>
-          </w:p>
-        </w:tc>
-        <w:tc>
-          <w:tcPr>
-            <w:tcW w:w="0" w:type="auto"/>
-            <w:vAlign w:val="center"/>
-            <w:hideMark/>
-          </w:tcPr>
-          <w:p>
-            <w:r>
-              <w:t>CEO</w:t>
-            </w:r>
-          </w:p>
-        </w:tc>
-        <w:tc>
-          <w:tcPr>
-            <w:tcW w:w="0" w:type="auto"/>
-            <w:vAlign w:val="center"/>
-            <w:hideMark/>
-          </w:tcPr>
-          <w:p>
-            <w:r>
-              <w:t>Berlin HQ</w:t>
-            </w:r>
-          </w:p>
-        </w:tc>
-      </w:tr>
-    </w:tbl>
-    <w:p/>
-    <w:p/>
-    <w:p/>
-    <w:p>
-      <w:pPr>
-        <w:rPr>
-          <w:b/>
-          <w:bCs/>
-        </w:rPr>
-      </w:pPr>
-      <w:r>
-        <w:rPr>
-          <w:rFonts w:ascii="Segoe UI Emoji" w:hAnsi="Segoe UI Emoji" w:cs="Segoe UI Emoji"/>
-          <w:b/>
-          <w:bCs/>
-        </w:rPr>
-        <w:t>🏛</w:t>
-      </w:r>
-      <w:r>
-        <w:rPr>
-          <w:b/>
-          <w:bCs/>
-        </w:rPr>
-        <w:t xml:space="preserve"> Executive Office – Assigned Positions</w:t>
       </w:r>
     </w:p>
     <w:tbl>
@@ -802,6 +771,7 @@
       <w:tblGrid>
         <w:gridCol w:w="2732"/>
         <w:gridCol w:w="1739"/>
+        <w:gridCol w:w="1694"/>
         <w:gridCol w:w="933"/>
       </w:tblGrid>
       <w:tr>
@@ -871,6 +841,28 @@
                 <w:b/>
                 <w:bCs/>
               </w:rPr>
+              <w:t>Reports To</w:t>
+            </w:r>
+          </w:p>
+        </w:tc>
+        <w:tc>
+          <w:tcPr>
+            <w:tcW w:w="0" w:type="auto"/>
+            <w:vAlign w:val="center"/>
+            <w:hideMark/>
+          </w:tcPr>
+          <w:p>
+            <w:pPr>
+              <w:rPr>
+                <w:b/>
+                <w:bCs/>
+              </w:rPr>
+            </w:pPr>
+            <w:r>
+              <w:rPr>
+                <w:b/>
+                <w:bCs/>
+              </w:rPr>
               <w:t>Location</w:t>
             </w:r>
           </w:p>
@@ -912,6 +904,18 @@
           </w:tcPr>
           <w:p>
             <w:r>
+              <w:t>Board of Directors</w:t>
+            </w:r>
+          </w:p>
+        </w:tc>
+        <w:tc>
+          <w:tcPr>
+            <w:tcW w:w="0" w:type="auto"/>
+            <w:vAlign w:val="center"/>
+            <w:hideMark/>
+          </w:tcPr>
+          <w:p>
+            <w:r>
               <w:t>Berlin HQ</w:t>
             </w:r>
           </w:p>
@@ -953,6 +957,18 @@
           </w:tcPr>
           <w:p>
             <w:r>
+              <w:t>CEO</w:t>
+            </w:r>
+          </w:p>
+        </w:tc>
+        <w:tc>
+          <w:tcPr>
+            <w:tcW w:w="0" w:type="auto"/>
+            <w:vAlign w:val="center"/>
+            <w:hideMark/>
+          </w:tcPr>
+          <w:p>
+            <w:r>
               <w:t>Berlin HQ</w:t>
             </w:r>
           </w:p>
@@ -994,6 +1010,18 @@
           </w:tcPr>
           <w:p>
             <w:r>
+              <w:t>CEO</w:t>
+            </w:r>
+          </w:p>
+        </w:tc>
+        <w:tc>
+          <w:tcPr>
+            <w:tcW w:w="0" w:type="auto"/>
+            <w:vAlign w:val="center"/>
+            <w:hideMark/>
+          </w:tcPr>
+          <w:p>
+            <w:r>
               <w:t>Berlin HQ</w:t>
             </w:r>
           </w:p>
@@ -1035,6 +1063,18 @@
           </w:tcPr>
           <w:p>
             <w:r>
+              <w:t>CEO</w:t>
+            </w:r>
+          </w:p>
+        </w:tc>
+        <w:tc>
+          <w:tcPr>
+            <w:tcW w:w="0" w:type="auto"/>
+            <w:vAlign w:val="center"/>
+            <w:hideMark/>
+          </w:tcPr>
+          <w:p>
+            <w:r>
               <w:t>Berlin HQ</w:t>
             </w:r>
           </w:p>
@@ -1076,6 +1116,18 @@
           </w:tcPr>
           <w:p>
             <w:r>
+              <w:t>CEO &amp; C-Suite</w:t>
+            </w:r>
+          </w:p>
+        </w:tc>
+        <w:tc>
+          <w:tcPr>
+            <w:tcW w:w="0" w:type="auto"/>
+            <w:vAlign w:val="center"/>
+            <w:hideMark/>
+          </w:tcPr>
+          <w:p>
+            <w:r>
               <w:t>Berlin HQ</w:t>
             </w:r>
           </w:p>
@@ -1122,6 +1174,18 @@
           </w:tcPr>
           <w:p>
             <w:r>
+              <w:t>COO</w:t>
+            </w:r>
+          </w:p>
+        </w:tc>
+        <w:tc>
+          <w:tcPr>
+            <w:tcW w:w="0" w:type="auto"/>
+            <w:vAlign w:val="center"/>
+            <w:hideMark/>
+          </w:tcPr>
+          <w:p>
+            <w:r>
               <w:t>Berlin HQ</w:t>
             </w:r>
           </w:p>
@@ -1163,12 +1227,31 @@
           </w:tcPr>
           <w:p>
             <w:r>
+              <w:t>CEO</w:t>
+            </w:r>
+          </w:p>
+        </w:tc>
+        <w:tc>
+          <w:tcPr>
+            <w:tcW w:w="0" w:type="auto"/>
+            <w:vAlign w:val="center"/>
+            <w:hideMark/>
+          </w:tcPr>
+          <w:p>
+            <w:r>
               <w:t>Berlin HQ</w:t>
             </w:r>
           </w:p>
         </w:tc>
       </w:tr>
     </w:tbl>
+    <w:p/>
+    <w:p/>
+    <w:p/>
+    <w:p/>
+    <w:p/>
+    <w:p/>
+    <w:p/>
     <w:p/>
     <w:sectPr>
       <w:pgSz w:w="12240" w:h="15840"/>
@@ -1178,6 +1261,163 @@
     </w:sectPr>
   </w:body>
 </w:document>
+</file>
+
+<file path=word/numbering.xml><?xml version="1.0" encoding="utf-8"?>
+<w:numbering xmlns:wpc="http://schemas.microsoft.com/office/word/2010/wordprocessingCanvas" xmlns:cx="http://schemas.microsoft.com/office/drawing/2014/chartex" xmlns:cx1="http://schemas.microsoft.com/office/drawing/2015/9/8/chartex" xmlns:cx2="http://schemas.microsoft.com/office/drawing/2015/10/21/chartex" xmlns:cx3="http://schemas.microsoft.com/office/drawing/2016/5/9/chartex" xmlns:cx4="http://schemas.microsoft.com/office/drawing/2016/5/10/chartex" xmlns:cx5="http://schemas.microsoft.com/office/drawing/2016/5/11/chartex" xmlns:cx6="http://schemas.microsoft.com/office/drawing/2016/5/12/chartex" xmlns:cx7="http://schemas.microsoft.com/office/drawing/2016/5/13/chartex" xmlns:cx8="http://schemas.microsoft.com/office/drawing/2016/5/14/chartex" xmlns:mc="http://schemas.openxmlformats.org/markup-compatibility/2006" xmlns:aink="http://schemas.microsoft.com/office/drawing/2016/ink" xmlns:am3d="http://schemas.microsoft.com/office/drawing/2017/model3d" xmlns:o="urn:schemas-microsoft-com:office:office" xmlns:r="http://schemas.openxmlformats.org/officeDocument/2006/relationships" xmlns:m="http://schemas.openxmlformats.org/officeDocument/2006/math" xmlns:v="urn:schemas-microsoft-com:vml" xmlns:wp14="http://schemas.microsoft.com/office/word/2010/wordprocessingDrawing" xmlns:wp="http://schemas.openxmlformats.org/drawingml/2006/wordprocessingDrawing" xmlns:w10="urn:schemas-microsoft-com:office:word" xmlns:w="http://schemas.openxmlformats.org/wordprocessingml/2006/main" xmlns:w14="http://schemas.microsoft.com/office/word/2010/wordml" xmlns:w15="http://schemas.microsoft.com/office/word/2012/wordml" xmlns:w16cex="http://schemas.microsoft.com/office/word/2018/wordml/cex" xmlns:w16cid="http://schemas.microsoft.com/office/word/2016/wordml/cid" xmlns:w16="http://schemas.microsoft.com/office/word/2018/wordml" xmlns:w16sdtdh="http://schemas.microsoft.com/office/word/2020/wordml/sdtdatahash" xmlns:w16se="http://schemas.microsoft.com/office/word/2015/wordml/symex" xmlns:wpg="http://schemas.microsoft.com/office/word/2010/wordprocessingGroup" xmlns:wpi="http://schemas.microsoft.com/office/word/2010/wordprocessingInk" xmlns:wne="http://schemas.microsoft.com/office/word/2006/wordml" xmlns:wps="http://schemas.microsoft.com/office/word/2010/wordprocessingShape" mc:Ignorable="w14 w15 w16se w16cid w16 w16cex w16sdtdh wp14">
+  <w:abstractNum w:abstractNumId="0" w15:restartNumberingAfterBreak="0">
+    <w:nsid w:val="79917F77"/>
+    <w:multiLevelType w:val="multilevel"/>
+    <w:tmpl w:val="BAAAAADC"/>
+    <w:lvl w:ilvl="0">
+      <w:start w:val="1"/>
+      <w:numFmt w:val="bullet"/>
+      <w:lvlText w:val=""/>
+      <w:lvlJc w:val="left"/>
+      <w:pPr>
+        <w:tabs>
+          <w:tab w:val="num" w:pos="720"/>
+        </w:tabs>
+        <w:ind w:left="720" w:hanging="360"/>
+      </w:pPr>
+      <w:rPr>
+        <w:rFonts w:ascii="Symbol" w:hAnsi="Symbol" w:hint="default"/>
+        <w:sz w:val="20"/>
+      </w:rPr>
+    </w:lvl>
+    <w:lvl w:ilvl="1" w:tentative="1">
+      <w:start w:val="1"/>
+      <w:numFmt w:val="bullet"/>
+      <w:lvlText w:val="o"/>
+      <w:lvlJc w:val="left"/>
+      <w:pPr>
+        <w:tabs>
+          <w:tab w:val="num" w:pos="1440"/>
+        </w:tabs>
+        <w:ind w:left="1440" w:hanging="360"/>
+      </w:pPr>
+      <w:rPr>
+        <w:rFonts w:ascii="Courier New" w:hAnsi="Courier New" w:hint="default"/>
+        <w:sz w:val="20"/>
+      </w:rPr>
+    </w:lvl>
+    <w:lvl w:ilvl="2" w:tentative="1">
+      <w:start w:val="1"/>
+      <w:numFmt w:val="bullet"/>
+      <w:lvlText w:val=""/>
+      <w:lvlJc w:val="left"/>
+      <w:pPr>
+        <w:tabs>
+          <w:tab w:val="num" w:pos="2160"/>
+        </w:tabs>
+        <w:ind w:left="2160" w:hanging="360"/>
+      </w:pPr>
+      <w:rPr>
+        <w:rFonts w:ascii="Wingdings" w:hAnsi="Wingdings" w:hint="default"/>
+        <w:sz w:val="20"/>
+      </w:rPr>
+    </w:lvl>
+    <w:lvl w:ilvl="3" w:tentative="1">
+      <w:start w:val="1"/>
+      <w:numFmt w:val="bullet"/>
+      <w:lvlText w:val=""/>
+      <w:lvlJc w:val="left"/>
+      <w:pPr>
+        <w:tabs>
+          <w:tab w:val="num" w:pos="2880"/>
+        </w:tabs>
+        <w:ind w:left="2880" w:hanging="360"/>
+      </w:pPr>
+      <w:rPr>
+        <w:rFonts w:ascii="Wingdings" w:hAnsi="Wingdings" w:hint="default"/>
+        <w:sz w:val="20"/>
+      </w:rPr>
+    </w:lvl>
+    <w:lvl w:ilvl="4" w:tentative="1">
+      <w:start w:val="1"/>
+      <w:numFmt w:val="bullet"/>
+      <w:lvlText w:val=""/>
+      <w:lvlJc w:val="left"/>
+      <w:pPr>
+        <w:tabs>
+          <w:tab w:val="num" w:pos="3600"/>
+        </w:tabs>
+        <w:ind w:left="3600" w:hanging="360"/>
+      </w:pPr>
+      <w:rPr>
+        <w:rFonts w:ascii="Wingdings" w:hAnsi="Wingdings" w:hint="default"/>
+        <w:sz w:val="20"/>
+      </w:rPr>
+    </w:lvl>
+    <w:lvl w:ilvl="5" w:tentative="1">
+      <w:start w:val="1"/>
+      <w:numFmt w:val="bullet"/>
+      <w:lvlText w:val=""/>
+      <w:lvlJc w:val="left"/>
+      <w:pPr>
+        <w:tabs>
+          <w:tab w:val="num" w:pos="4320"/>
+        </w:tabs>
+        <w:ind w:left="4320" w:hanging="360"/>
+      </w:pPr>
+      <w:rPr>
+        <w:rFonts w:ascii="Wingdings" w:hAnsi="Wingdings" w:hint="default"/>
+        <w:sz w:val="20"/>
+      </w:rPr>
+    </w:lvl>
+    <w:lvl w:ilvl="6" w:tentative="1">
+      <w:start w:val="1"/>
+      <w:numFmt w:val="bullet"/>
+      <w:lvlText w:val=""/>
+      <w:lvlJc w:val="left"/>
+      <w:pPr>
+        <w:tabs>
+          <w:tab w:val="num" w:pos="5040"/>
+        </w:tabs>
+        <w:ind w:left="5040" w:hanging="360"/>
+      </w:pPr>
+      <w:rPr>
+        <w:rFonts w:ascii="Wingdings" w:hAnsi="Wingdings" w:hint="default"/>
+        <w:sz w:val="20"/>
+      </w:rPr>
+    </w:lvl>
+    <w:lvl w:ilvl="7" w:tentative="1">
+      <w:start w:val="1"/>
+      <w:numFmt w:val="bullet"/>
+      <w:lvlText w:val=""/>
+      <w:lvlJc w:val="left"/>
+      <w:pPr>
+        <w:tabs>
+          <w:tab w:val="num" w:pos="5760"/>
+        </w:tabs>
+        <w:ind w:left="5760" w:hanging="360"/>
+      </w:pPr>
+      <w:rPr>
+        <w:rFonts w:ascii="Wingdings" w:hAnsi="Wingdings" w:hint="default"/>
+        <w:sz w:val="20"/>
+      </w:rPr>
+    </w:lvl>
+    <w:lvl w:ilvl="8" w:tentative="1">
+      <w:start w:val="1"/>
+      <w:numFmt w:val="bullet"/>
+      <w:lvlText w:val=""/>
+      <w:lvlJc w:val="left"/>
+      <w:pPr>
+        <w:tabs>
+          <w:tab w:val="num" w:pos="6480"/>
+        </w:tabs>
+        <w:ind w:left="6480" w:hanging="360"/>
+      </w:pPr>
+      <w:rPr>
+        <w:rFonts w:ascii="Wingdings" w:hAnsi="Wingdings" w:hint="default"/>
+        <w:sz w:val="20"/>
+      </w:rPr>
+    </w:lvl>
+  </w:abstractNum>
+  <w:num w:numId="1">
+    <w:abstractNumId w:val="0"/>
+  </w:num>
+</w:numbering>
 </file>
 
 <file path=word/styles.xml><?xml version="1.0" encoding="utf-8"?>
